--- a/out/AsciiDocSample.docx
+++ b/out/AsciiDocSample.docx
@@ -423,7 +423,7 @@
           <w:lang w:eastAsia="ja-JP"/>
         </w:rPr>
       </w:pPr>
-      <w:bookmarkStart w:id="0" w:name="_Toc232165143"/>
+      <w:bookmarkStart w:id="0" w:name="_Toc234864443"/>
       <w:r>
         <w:rPr>
           <w:rFonts w:ascii="Yu Gothic" w:eastAsia="Yu Gothic" w:hAnsi="Yu Gothic" w:hint="eastAsia"/>
@@ -492,7 +492,7 @@
         <w:rPr>
           <w:noProof/>
         </w:rPr>
-        <w:instrText xml:space="preserve"> PAGEREF _Toc232165143 \h </w:instrText>
+        <w:instrText xml:space="preserve"> PAGEREF _Toc234864443 \h </w:instrText>
       </w:r>
       <w:r>
         <w:rPr>
@@ -557,7 +557,7 @@
         <w:rPr>
           <w:noProof/>
         </w:rPr>
-        <w:instrText xml:space="preserve"> PAGEREF _Toc232165144 \h </w:instrText>
+        <w:instrText xml:space="preserve"> PAGEREF _Toc234864444 \h </w:instrText>
       </w:r>
       <w:r>
         <w:rPr>
@@ -622,7 +622,7 @@
         <w:rPr>
           <w:noProof/>
         </w:rPr>
-        <w:instrText xml:space="preserve"> PAGEREF _Toc232165145 \h </w:instrText>
+        <w:instrText xml:space="preserve"> PAGEREF _Toc234864445 \h </w:instrText>
       </w:r>
       <w:r>
         <w:rPr>
@@ -682,7 +682,7 @@
         <w:rPr>
           <w:noProof/>
         </w:rPr>
-        <w:instrText xml:space="preserve"> PAGEREF _Toc232165146 \h </w:instrText>
+        <w:instrText xml:space="preserve"> PAGEREF _Toc234864446 \h </w:instrText>
       </w:r>
       <w:r>
         <w:rPr>
@@ -742,7 +742,7 @@
         <w:rPr>
           <w:noProof/>
         </w:rPr>
-        <w:instrText xml:space="preserve"> PAGEREF _Toc232165147 \h </w:instrText>
+        <w:instrText xml:space="preserve"> PAGEREF _Toc234864447 \h </w:instrText>
       </w:r>
       <w:r>
         <w:rPr>
@@ -802,7 +802,7 @@
         <w:rPr>
           <w:noProof/>
         </w:rPr>
-        <w:instrText xml:space="preserve"> PAGEREF _Toc232165148 \h </w:instrText>
+        <w:instrText xml:space="preserve"> PAGEREF _Toc234864448 \h </w:instrText>
       </w:r>
       <w:r>
         <w:rPr>
@@ -862,7 +862,7 @@
         <w:rPr>
           <w:noProof/>
         </w:rPr>
-        <w:instrText xml:space="preserve"> PAGEREF _Toc232165149 \h </w:instrText>
+        <w:instrText xml:space="preserve"> PAGEREF _Toc234864449 \h </w:instrText>
       </w:r>
       <w:r>
         <w:rPr>
@@ -922,7 +922,7 @@
         <w:rPr>
           <w:noProof/>
         </w:rPr>
-        <w:instrText xml:space="preserve"> PAGEREF _Toc232165150 \h </w:instrText>
+        <w:instrText xml:space="preserve"> PAGEREF _Toc234864450 \h </w:instrText>
       </w:r>
       <w:r>
         <w:rPr>
@@ -987,7 +987,7 @@
         <w:rPr>
           <w:noProof/>
         </w:rPr>
-        <w:instrText xml:space="preserve"> PAGEREF _Toc232165151 \h </w:instrText>
+        <w:instrText xml:space="preserve"> PAGEREF _Toc234864451 \h </w:instrText>
       </w:r>
       <w:r>
         <w:rPr>
@@ -1052,7 +1052,7 @@
         <w:rPr>
           <w:noProof/>
         </w:rPr>
-        <w:instrText xml:space="preserve"> PAGEREF _Toc232165152 \h </w:instrText>
+        <w:instrText xml:space="preserve"> PAGEREF _Toc234864452 \h </w:instrText>
       </w:r>
       <w:r>
         <w:rPr>
@@ -1117,7 +1117,7 @@
         <w:rPr>
           <w:noProof/>
         </w:rPr>
-        <w:instrText xml:space="preserve"> PAGEREF _Toc232165153 \h </w:instrText>
+        <w:instrText xml:space="preserve"> PAGEREF _Toc234864453 \h </w:instrText>
       </w:r>
       <w:r>
         <w:rPr>
@@ -1177,7 +1177,7 @@
         <w:rPr>
           <w:noProof/>
         </w:rPr>
-        <w:instrText xml:space="preserve"> PAGEREF _Toc232165154 \h </w:instrText>
+        <w:instrText xml:space="preserve"> PAGEREF _Toc234864454 \h </w:instrText>
       </w:r>
       <w:r>
         <w:rPr>
@@ -1237,7 +1237,7 @@
         <w:rPr>
           <w:noProof/>
         </w:rPr>
-        <w:instrText xml:space="preserve"> PAGEREF _Toc232165155 \h </w:instrText>
+        <w:instrText xml:space="preserve"> PAGEREF _Toc234864455 \h </w:instrText>
       </w:r>
       <w:r>
         <w:rPr>
@@ -1297,7 +1297,7 @@
         <w:rPr>
           <w:noProof/>
         </w:rPr>
-        <w:instrText xml:space="preserve"> PAGEREF _Toc232165156 \h </w:instrText>
+        <w:instrText xml:space="preserve"> PAGEREF _Toc234864456 \h </w:instrText>
       </w:r>
       <w:r>
         <w:rPr>
@@ -1357,7 +1357,7 @@
         <w:rPr>
           <w:noProof/>
         </w:rPr>
-        <w:instrText xml:space="preserve"> PAGEREF _Toc232165157 \h </w:instrText>
+        <w:instrText xml:space="preserve"> PAGEREF _Toc234864457 \h </w:instrText>
       </w:r>
       <w:r>
         <w:rPr>
@@ -1417,7 +1417,7 @@
         <w:rPr>
           <w:noProof/>
         </w:rPr>
-        <w:instrText xml:space="preserve"> PAGEREF _Toc232165158 \h </w:instrText>
+        <w:instrText xml:space="preserve"> PAGEREF _Toc234864458 \h </w:instrText>
       </w:r>
       <w:r>
         <w:rPr>
@@ -1477,7 +1477,7 @@
         <w:rPr>
           <w:noProof/>
         </w:rPr>
-        <w:instrText xml:space="preserve"> PAGEREF _Toc232165159 \h </w:instrText>
+        <w:instrText xml:space="preserve"> PAGEREF _Toc234864459 \h </w:instrText>
       </w:r>
       <w:r>
         <w:rPr>
@@ -1537,7 +1537,7 @@
         <w:rPr>
           <w:noProof/>
         </w:rPr>
-        <w:instrText xml:space="preserve"> PAGEREF _Toc232165160 \h </w:instrText>
+        <w:instrText xml:space="preserve"> PAGEREF _Toc234864460 \h </w:instrText>
       </w:r>
       <w:r>
         <w:rPr>
@@ -1597,7 +1597,7 @@
         <w:rPr>
           <w:noProof/>
         </w:rPr>
-        <w:instrText xml:space="preserve"> PAGEREF _Toc232165161 \h </w:instrText>
+        <w:instrText xml:space="preserve"> PAGEREF _Toc234864461 \h </w:instrText>
       </w:r>
       <w:r>
         <w:rPr>
@@ -1657,7 +1657,7 @@
         <w:rPr>
           <w:noProof/>
         </w:rPr>
-        <w:instrText xml:space="preserve"> PAGEREF _Toc232165162 \h </w:instrText>
+        <w:instrText xml:space="preserve"> PAGEREF _Toc234864462 \h </w:instrText>
       </w:r>
       <w:r>
         <w:rPr>
@@ -1717,7 +1717,7 @@
         <w:rPr>
           <w:noProof/>
         </w:rPr>
-        <w:instrText xml:space="preserve"> PAGEREF _Toc232165163 \h </w:instrText>
+        <w:instrText xml:space="preserve"> PAGEREF _Toc234864463 \h </w:instrText>
       </w:r>
       <w:r>
         <w:rPr>
@@ -1777,7 +1777,7 @@
         <w:rPr>
           <w:noProof/>
         </w:rPr>
-        <w:instrText xml:space="preserve"> PAGEREF _Toc232165164 \h </w:instrText>
+        <w:instrText xml:space="preserve"> PAGEREF _Toc234864464 \h </w:instrText>
       </w:r>
       <w:r>
         <w:rPr>
@@ -1837,7 +1837,7 @@
         <w:rPr>
           <w:noProof/>
         </w:rPr>
-        <w:instrText xml:space="preserve"> PAGEREF _Toc232165165 \h </w:instrText>
+        <w:instrText xml:space="preserve"> PAGEREF _Toc234864465 \h </w:instrText>
       </w:r>
       <w:r>
         <w:rPr>
@@ -1900,7 +1900,7 @@
           <w:lang w:eastAsia="ja-JP"/>
         </w:rPr>
       </w:pPr>
-      <w:bookmarkStart w:id="1" w:name="_Toc232165144"/>
+      <w:bookmarkStart w:id="1" w:name="_Toc234864444"/>
       <w:r>
         <w:rPr>
           <w:rFonts w:ascii="Yu Gothic" w:eastAsia="Yu Gothic" w:hAnsi="Yu Gothic"/>
@@ -2060,7 +2060,7 @@
           <w:lang w:eastAsia="ja-JP"/>
         </w:rPr>
       </w:pPr>
-      <w:bookmarkStart w:id="2" w:name="_Toc232165145"/>
+      <w:bookmarkStart w:id="2" w:name="_Toc234864445"/>
       <w:r>
         <w:rPr>
           <w:rFonts w:ascii="Yu Gothic" w:eastAsia="Yu Gothic" w:hAnsi="Yu Gothic"/>
@@ -2082,7 +2082,7 @@
           <w:lang w:eastAsia="ja-JP"/>
         </w:rPr>
       </w:pPr>
-      <w:bookmarkStart w:id="3" w:name="_Toc232165146"/>
+      <w:bookmarkStart w:id="3" w:name="_Toc234864446"/>
       <w:r>
         <w:rPr>
           <w:rFonts w:ascii="Yu Gothic" w:eastAsia="Yu Gothic" w:hAnsi="Yu Gothic"/>
@@ -2128,7 +2128,7 @@
           <w:lang w:eastAsia="ja-JP"/>
         </w:rPr>
       </w:pPr>
-      <w:bookmarkStart w:id="4" w:name="_Toc232165147"/>
+      <w:bookmarkStart w:id="4" w:name="_Toc234864447"/>
       <w:r>
         <w:rPr>
           <w:rFonts w:ascii="Yu Gothic" w:eastAsia="Yu Gothic" w:hAnsi="Yu Gothic"/>
@@ -2174,7 +2174,7 @@
           <w:lang w:eastAsia="ja-JP"/>
         </w:rPr>
       </w:pPr>
-      <w:bookmarkStart w:id="5" w:name="_Toc232165148"/>
+      <w:bookmarkStart w:id="5" w:name="_Toc234864448"/>
       <w:r>
         <w:rPr>
           <w:rFonts w:ascii="Yu Gothic" w:eastAsia="Yu Gothic" w:hAnsi="Yu Gothic"/>
@@ -2236,7 +2236,7 @@
           <w:lang w:eastAsia="ja-JP"/>
         </w:rPr>
       </w:pPr>
-      <w:bookmarkStart w:id="6" w:name="_Toc232165149"/>
+      <w:bookmarkStart w:id="6" w:name="_Toc234864449"/>
       <w:r>
         <w:rPr>
           <w:rFonts w:ascii="Yu Gothic" w:eastAsia="Yu Gothic" w:hAnsi="Yu Gothic"/>
@@ -2492,7 +2492,7 @@
           <w:lang w:eastAsia="ja-JP"/>
         </w:rPr>
       </w:pPr>
-      <w:bookmarkStart w:id="7" w:name="_Toc232165150"/>
+      <w:bookmarkStart w:id="7" w:name="_Toc234864450"/>
       <w:r>
         <w:rPr>
           <w:rFonts w:ascii="Yu Gothic" w:eastAsia="Yu Gothic" w:hAnsi="Yu Gothic"/>
@@ -3185,7 +3185,7 @@
           <w:lang w:eastAsia="ja-JP"/>
         </w:rPr>
       </w:pPr>
-      <w:bookmarkStart w:id="8" w:name="_Toc232165151"/>
+      <w:bookmarkStart w:id="8" w:name="_Toc234864451"/>
       <w:r>
         <w:rPr>
           <w:rFonts w:ascii="Yu Gothic" w:eastAsia="Yu Gothic" w:hAnsi="Yu Gothic"/>
@@ -3301,7 +3301,7 @@
           <w:lang w:eastAsia="ja-JP"/>
         </w:rPr>
       </w:pPr>
-      <w:bookmarkStart w:id="9" w:name="_Toc232165152"/>
+      <w:bookmarkStart w:id="9" w:name="_Toc234864452"/>
       <w:r>
         <w:rPr>
           <w:rFonts w:ascii="Yu Gothic" w:eastAsia="Yu Gothic" w:hAnsi="Yu Gothic"/>
@@ -3370,7 +3370,7 @@
           <w:lang w:eastAsia="ja-JP"/>
         </w:rPr>
       </w:pPr>
-      <w:bookmarkStart w:id="10" w:name="_Toc232165153"/>
+      <w:bookmarkStart w:id="10" w:name="_Toc234864453"/>
       <w:r>
         <w:rPr>
           <w:rFonts w:ascii="Yu Gothic" w:eastAsia="Yu Gothic" w:hAnsi="Yu Gothic"/>
@@ -3419,7 +3419,7 @@
           <w:lang w:eastAsia="ja-JP"/>
         </w:rPr>
       </w:pPr>
-      <w:bookmarkStart w:id="11" w:name="_Toc232165154"/>
+      <w:bookmarkStart w:id="11" w:name="_Toc234864454"/>
       <w:r>
         <w:rPr>
           <w:rFonts w:ascii="Yu Gothic" w:eastAsia="Yu Gothic" w:hAnsi="Yu Gothic"/>
@@ -3727,16 +3727,25 @@
         <w:pStyle w:val="a7"/>
         <w:spacing w:after="80" w:line="220" w:lineRule="auto"/>
         <w:rPr>
-          <w:color w:val="000000"/>
-          <w:lang w:eastAsia="ja-JP"/>
-        </w:rPr>
-      </w:pPr>
-      <w:r>
-        <w:rPr>
-          <w:color w:val="000000"/>
-          <w:lang w:eastAsia="ja-JP"/>
-        </w:rPr>
-        <w:t>PDF変換時はタイトルを出力しない代わりにcover_page.docで置き換わりますのでのタイトルとサブタイトルと同じ文字にしてください。</w:t>
+          <w:rFonts w:hint="eastAsia"/>
+          <w:color w:val="000000"/>
+          <w:lang w:eastAsia="ja-JP"/>
+        </w:rPr>
+      </w:pPr>
+      <w:r>
+        <w:rPr>
+          <w:color w:val="000000"/>
+          <w:lang w:eastAsia="ja-JP"/>
+        </w:rPr>
+        <w:t>PDF変換時はタイトルを出力しない代わりにcover_page.docで置き換わりますので</w:t>
+      </w:r>
+      <w:r>
+        <w:rPr>
+          <w:rFonts w:hint="eastAsia"/>
+          <w:color w:val="000000"/>
+          <w:lang w:eastAsia="ja-JP"/>
+        </w:rPr>
+        <w:t>表紙のタイトルとサブタイトルと同じ文字にしてください。</w:t>
       </w:r>
     </w:p>
     <w:p>
@@ -3815,7 +3824,7 @@
           <w:lang w:eastAsia="ja-JP"/>
         </w:rPr>
       </w:pPr>
-      <w:bookmarkStart w:id="12" w:name="_Toc232165155"/>
+      <w:bookmarkStart w:id="12" w:name="_Toc234864455"/>
       <w:r>
         <w:rPr>
           <w:rFonts w:ascii="Yu Gothic" w:eastAsia="Yu Gothic" w:hAnsi="Yu Gothic"/>
@@ -3850,25 +3859,49 @@
         </w:rPr>
         <w:t xml:space="preserve">includeされたドキュメントのアンカーに飛びます </w:t>
       </w:r>
+      <w:hyperlink w:anchor="adoc_subdoca" w:history="1">
+        <w:r>
+          <w:rPr>
+            <w:rStyle w:val="aff"/>
+            <w:color w:val="000000"/>
+          </w:rPr>
+          <w:t>subdoca</w:t>
+        </w:r>
+      </w:hyperlink>
     </w:p>
     <w:p>
       <w:pPr>
         <w:pStyle w:val="a7"/>
         <w:spacing w:after="80" w:line="220" w:lineRule="auto"/>
         <w:rPr>
+          <w:color w:val="000000"/>
+          <w:lang w:eastAsia="ja-JP"/>
+        </w:rPr>
+      </w:pPr>
+      <w:r>
+        <w:rPr>
           <w:rFonts w:hint="eastAsia"/>
           <w:color w:val="000000"/>
           <w:lang w:eastAsia="ja-JP"/>
         </w:rPr>
-      </w:pPr>
-      <w:r>
-        <w:rPr>
-          <w:rFonts w:hint="eastAsia"/>
-          <w:color w:val="000000"/>
-          <w:lang w:eastAsia="ja-JP"/>
-        </w:rPr>
         <w:t>普通のアンカー</w:t>
       </w:r>
+      <w:r>
+        <w:rPr>
+          <w:color w:val="000000"/>
+          <w:lang w:eastAsia="ja-JP"/>
+        </w:rPr>
+        <w:t xml:space="preserve"> </w:t>
+      </w:r>
+      <w:hyperlink w:anchor="adoc_table_sec" w:history="1">
+        <w:r>
+          <w:rPr>
+            <w:rStyle w:val="aff"/>
+            <w:color w:val="000000"/>
+          </w:rPr>
+          <w:t>table_sec</w:t>
+        </w:r>
+      </w:hyperlink>
     </w:p>
     <w:p>
       <w:pPr>
@@ -3893,7 +3926,7 @@
           <w:lang w:eastAsia="ja-JP"/>
         </w:rPr>
       </w:pPr>
-      <w:bookmarkStart w:id="13" w:name="_Toc232165156"/>
+      <w:bookmarkStart w:id="13" w:name="_Toc234864456"/>
       <w:r>
         <w:rPr>
           <w:rFonts w:ascii="Yu Gothic" w:eastAsia="Yu Gothic" w:hAnsi="Yu Gothic"/>
@@ -4080,16 +4113,16 @@
           <w:lang w:eastAsia="ja-JP"/>
         </w:rPr>
         <w:drawing>
-          <wp:inline distT="0" distB="0" distL="0" distR="0" wp14:anchorId="40A0D212" wp14:editId="64E0E408">
+          <wp:inline distT="0" distB="0" distL="0" distR="0" wp14:anchorId="5A06C50E" wp14:editId="516B8B59">
             <wp:extent cx="4038600" cy="3524250"/>
             <wp:effectExtent l="0" t="0" r="0" b="0"/>
-            <wp:docPr id="993733331" name="図 1"/>
+            <wp:docPr id="845152027" name="図 1"/>
             <wp:cNvGraphicFramePr/>
             <a:graphic xmlns:a="http://schemas.openxmlformats.org/drawingml/2006/main">
               <a:graphicData uri="http://schemas.openxmlformats.org/drawingml/2006/picture">
                 <pic:pic xmlns:pic="http://schemas.openxmlformats.org/drawingml/2006/picture">
                   <pic:nvPicPr>
-                    <pic:cNvPr id="993733331" name=""/>
+                    <pic:cNvPr id="845152027" name=""/>
                     <pic:cNvPicPr/>
                   </pic:nvPicPr>
                   <pic:blipFill>
@@ -4133,7 +4166,7 @@
           <w:lang w:eastAsia="ja-JP"/>
         </w:rPr>
       </w:pPr>
-      <w:bookmarkStart w:id="14" w:name="_Toc232165157"/>
+      <w:bookmarkStart w:id="14" w:name="_Toc234864457"/>
       <w:r>
         <w:rPr>
           <w:rFonts w:ascii="Yu Gothic" w:eastAsia="Yu Gothic" w:hAnsi="Yu Gothic"/>
@@ -4421,7 +4454,7 @@
           <w:sz w:val="18"/>
           <w:lang w:eastAsia="ja-JP"/>
         </w:rPr>
-        <w:t xml:space="preserve"> as control &lt;&lt;Control&gt;&gt;</w:t>
+        <w:t xml:space="preserve"> as control Control</w:t>
       </w:r>
     </w:p>
     <w:p>
@@ -4463,7 +4496,7 @@
           <w:sz w:val="18"/>
           <w:lang w:eastAsia="ja-JP"/>
         </w:rPr>
-        <w:t>&lt;/u&gt;" as model &lt;&lt;Model&gt;&gt;</w:t>
+        <w:t>&lt;/u&gt;" as model Model</w:t>
       </w:r>
     </w:p>
     <w:p>
@@ -4505,7 +4538,7 @@
           <w:sz w:val="18"/>
           <w:lang w:eastAsia="ja-JP"/>
         </w:rPr>
-        <w:t xml:space="preserve"> &lt;&lt;View&gt;&gt; #98FB98</w:t>
+        <w:t xml:space="preserve"> View #98FB98</w:t>
       </w:r>
     </w:p>
     <w:p>
@@ -4625,7 +4658,7 @@
           <w:sz w:val="18"/>
           <w:lang w:eastAsia="ja-JP"/>
         </w:rPr>
-        <w:t>control -&gt; model : &lt;&lt; new &gt;&gt;</w:t>
+        <w:t xml:space="preserve">control -&gt; model :  new </w:t>
       </w:r>
     </w:p>
     <w:p>
@@ -5169,7 +5202,7 @@
           <w:lang w:eastAsia="ja-JP"/>
         </w:rPr>
       </w:pPr>
-      <w:bookmarkStart w:id="15" w:name="_Toc232165158"/>
+      <w:bookmarkStart w:id="15" w:name="_Toc234864458"/>
       <w:r>
         <w:rPr>
           <w:rFonts w:ascii="Yu Gothic" w:eastAsia="Yu Gothic" w:hAnsi="Yu Gothic"/>
@@ -5221,16 +5254,16 @@
         </w:rPr>
         <w:lastRenderedPageBreak/>
         <w:drawing>
-          <wp:inline distT="0" distB="0" distL="0" distR="0" wp14:anchorId="2EC584D6" wp14:editId="2AB181E4">
+          <wp:inline distT="0" distB="0" distL="0" distR="0" wp14:anchorId="745BF6BD" wp14:editId="64269783">
             <wp:extent cx="3924300" cy="4162425"/>
             <wp:effectExtent l="0" t="0" r="0" b="0"/>
-            <wp:docPr id="1091264016" name="グラフィックス 2"/>
+            <wp:docPr id="1889795927" name="グラフィックス 2"/>
             <wp:cNvGraphicFramePr/>
             <a:graphic xmlns:a="http://schemas.openxmlformats.org/drawingml/2006/main">
               <a:graphicData uri="http://schemas.openxmlformats.org/drawingml/2006/picture">
                 <pic:pic xmlns:pic="http://schemas.openxmlformats.org/drawingml/2006/picture">
                   <pic:nvPicPr>
-                    <pic:cNvPr id="1091264016" name=""/>
+                    <pic:cNvPr id="1889795927" name=""/>
                     <pic:cNvPicPr/>
                   </pic:nvPicPr>
                   <pic:blipFill>
@@ -5280,7 +5313,7 @@
           <w:lang w:eastAsia="ja-JP"/>
         </w:rPr>
       </w:pPr>
-      <w:bookmarkStart w:id="16" w:name="_Toc232165159"/>
+      <w:bookmarkStart w:id="16" w:name="_Toc234864459"/>
       <w:r>
         <w:rPr>
           <w:rFonts w:ascii="Yu Gothic" w:eastAsia="Yu Gothic" w:hAnsi="Yu Gothic"/>
@@ -6054,7 +6087,7 @@
           <w:lang w:eastAsia="ja-JP"/>
         </w:rPr>
       </w:pPr>
-      <w:bookmarkStart w:id="17" w:name="_Toc232165160"/>
+      <w:bookmarkStart w:id="17" w:name="_Toc234864460"/>
       <w:r>
         <w:rPr>
           <w:rFonts w:ascii="Yu Gothic" w:eastAsia="Yu Gothic" w:hAnsi="Yu Gothic"/>
@@ -6217,7 +6250,7 @@
           <w:lang w:eastAsia="ja-JP"/>
         </w:rPr>
       </w:pPr>
-      <w:bookmarkStart w:id="18" w:name="_Toc232165161"/>
+      <w:bookmarkStart w:id="18" w:name="_Toc234864461"/>
       <w:r>
         <w:rPr>
           <w:rFonts w:ascii="Yu Gothic" w:eastAsia="Yu Gothic" w:hAnsi="Yu Gothic"/>
@@ -6482,16 +6515,16 @@
           <w:lang w:eastAsia="ja-JP"/>
         </w:rPr>
         <w:drawing>
-          <wp:inline distT="0" distB="0" distL="0" distR="0" wp14:anchorId="2CF7E193" wp14:editId="4D46189B">
+          <wp:inline distT="0" distB="0" distL="0" distR="0" wp14:anchorId="485BD45D" wp14:editId="46CF8A8F">
             <wp:extent cx="4495238" cy="1838095"/>
             <wp:effectExtent l="0" t="0" r="635" b="0"/>
-            <wp:docPr id="2064405337" name="図 3"/>
+            <wp:docPr id="1728694788" name="図 3"/>
             <wp:cNvGraphicFramePr/>
             <a:graphic xmlns:a="http://schemas.openxmlformats.org/drawingml/2006/main">
               <a:graphicData uri="http://schemas.openxmlformats.org/drawingml/2006/picture">
                 <pic:pic xmlns:pic="http://schemas.openxmlformats.org/drawingml/2006/picture">
                   <pic:nvPicPr>
-                    <pic:cNvPr id="2064405337" name=""/>
+                    <pic:cNvPr id="1728694788" name=""/>
                     <pic:cNvPicPr/>
                   </pic:nvPicPr>
                   <pic:blipFill>
@@ -6558,6 +6591,8 @@
           <w:lang w:eastAsia="ja-JP"/>
         </w:rPr>
       </w:pPr>
+      <w:bookmarkStart w:id="19" w:name="adoc_subdoca"/>
+      <w:bookmarkEnd w:id="19"/>
     </w:p>
     <w:p>
       <w:pPr>
@@ -6569,7 +6604,7 @@
           <w:lang w:eastAsia="ja-JP"/>
         </w:rPr>
       </w:pPr>
-      <w:bookmarkStart w:id="19" w:name="_Toc232165162"/>
+      <w:bookmarkStart w:id="20" w:name="_Toc234864462"/>
       <w:r>
         <w:rPr>
           <w:rFonts w:ascii="Yu Gothic" w:eastAsia="Yu Gothic" w:hAnsi="Yu Gothic"/>
@@ -6578,7 +6613,7 @@
         </w:rPr>
         <w:t>5.8 差し込み文書A</w:t>
       </w:r>
-      <w:bookmarkEnd w:id="19"/>
+      <w:bookmarkEnd w:id="20"/>
     </w:p>
     <w:p>
       <w:pPr>
@@ -6625,7 +6660,7 @@
           <w:lang w:eastAsia="ja-JP"/>
         </w:rPr>
       </w:pPr>
-      <w:bookmarkStart w:id="20" w:name="_Toc232165163"/>
+      <w:bookmarkStart w:id="21" w:name="_Toc234864463"/>
       <w:r>
         <w:rPr>
           <w:rFonts w:ascii="Yu Gothic" w:eastAsia="Yu Gothic" w:hAnsi="Yu Gothic"/>
@@ -6634,7 +6669,7 @@
         </w:rPr>
         <w:t>5.8.1 段落</w:t>
       </w:r>
-      <w:bookmarkEnd w:id="20"/>
+      <w:bookmarkEnd w:id="21"/>
     </w:p>
     <w:p>
       <w:pPr>
@@ -7685,16 +7720,16 @@
           <w:lang w:eastAsia="ja-JP"/>
         </w:rPr>
         <w:drawing>
-          <wp:inline distT="0" distB="0" distL="0" distR="0" wp14:anchorId="37E5C97A" wp14:editId="6018A85F">
+          <wp:inline distT="0" distB="0" distL="0" distR="0" wp14:anchorId="377D1597" wp14:editId="0F993226">
             <wp:extent cx="4495238" cy="1838095"/>
             <wp:effectExtent l="0" t="0" r="635" b="0"/>
-            <wp:docPr id="1003195636" name="図 4"/>
+            <wp:docPr id="989655621" name="図 4"/>
             <wp:cNvGraphicFramePr/>
             <a:graphic xmlns:a="http://schemas.openxmlformats.org/drawingml/2006/main">
               <a:graphicData uri="http://schemas.openxmlformats.org/drawingml/2006/picture">
                 <pic:pic xmlns:pic="http://schemas.openxmlformats.org/drawingml/2006/picture">
                   <pic:nvPicPr>
-                    <pic:cNvPr id="1003195636" name=""/>
+                    <pic:cNvPr id="989655621" name=""/>
                     <pic:cNvPicPr/>
                   </pic:nvPicPr>
                   <pic:blipFill>
@@ -7777,7 +7812,9 @@
           <w:lang w:eastAsia="ja-JP"/>
         </w:rPr>
       </w:pPr>
-      <w:bookmarkStart w:id="21" w:name="_Toc232165164"/>
+      <w:bookmarkStart w:id="22" w:name="adoc_table_sec"/>
+      <w:bookmarkStart w:id="23" w:name="_Toc234864464"/>
+      <w:bookmarkEnd w:id="22"/>
       <w:r>
         <w:rPr>
           <w:rFonts w:ascii="Yu Gothic" w:eastAsia="Yu Gothic" w:hAnsi="Yu Gothic"/>
@@ -7787,7 +7824,7 @@
         <w:lastRenderedPageBreak/>
         <w:t>5.9 表を埋め込む</w:t>
       </w:r>
-      <w:bookmarkEnd w:id="21"/>
+      <w:bookmarkEnd w:id="23"/>
     </w:p>
     <w:p>
       <w:pPr>
@@ -9224,7 +9261,7 @@
           <w:lang w:eastAsia="ja-JP"/>
         </w:rPr>
       </w:pPr>
-      <w:bookmarkStart w:id="22" w:name="_Toc232165165"/>
+      <w:bookmarkStart w:id="24" w:name="_Toc234864465"/>
       <w:r>
         <w:rPr>
           <w:rFonts w:ascii="Yu Gothic" w:eastAsia="Yu Gothic" w:hAnsi="Yu Gothic"/>
@@ -9233,7 +9270,7 @@
         </w:rPr>
         <w:t>5.10 アンカーの確認</w:t>
       </w:r>
-      <w:bookmarkEnd w:id="22"/>
+      <w:bookmarkEnd w:id="24"/>
     </w:p>
     <w:p>
       <w:pPr>
@@ -9260,6 +9297,15 @@
         </w:rPr>
         <w:t xml:space="preserve">includeされたドキュメントのアンカーに飛びます </w:t>
       </w:r>
+      <w:hyperlink w:anchor="adoc_subdoca" w:history="1">
+        <w:r>
+          <w:rPr>
+            <w:rStyle w:val="aff"/>
+            <w:color w:val="000000"/>
+          </w:rPr>
+          <w:t>subdoca</w:t>
+        </w:r>
+      </w:hyperlink>
     </w:p>
     <w:p>
       <w:pPr>
@@ -9267,19 +9313,34 @@
         <w:keepLines/>
         <w:spacing w:after="80" w:line="220" w:lineRule="auto"/>
         <w:rPr>
+          <w:color w:val="000000"/>
+          <w:lang w:eastAsia="ja-JP"/>
+        </w:rPr>
+      </w:pPr>
+      <w:r>
+        <w:rPr>
           <w:rFonts w:hint="eastAsia"/>
           <w:color w:val="000000"/>
           <w:lang w:eastAsia="ja-JP"/>
         </w:rPr>
-      </w:pPr>
-      <w:r>
-        <w:rPr>
-          <w:rFonts w:hint="eastAsia"/>
-          <w:color w:val="000000"/>
-          <w:lang w:eastAsia="ja-JP"/>
-        </w:rPr>
         <w:t>普通のアンカー</w:t>
       </w:r>
+      <w:r>
+        <w:rPr>
+          <w:color w:val="000000"/>
+          <w:lang w:eastAsia="ja-JP"/>
+        </w:rPr>
+        <w:t xml:space="preserve"> </w:t>
+      </w:r>
+      <w:hyperlink w:anchor="adoc_table_sec" w:history="1">
+        <w:r>
+          <w:rPr>
+            <w:rStyle w:val="aff"/>
+            <w:color w:val="000000"/>
+          </w:rPr>
+          <w:t>table_sec</w:t>
+        </w:r>
+      </w:hyperlink>
     </w:p>
     <w:p>
       <w:pPr>
@@ -21120,7 +21181,7 @@
     <w:basedOn w:val="a2"/>
     <w:uiPriority w:val="99"/>
     <w:unhideWhenUsed/>
-    <w:rsid w:val="001A4966"/>
+    <w:rsid w:val="00825B26"/>
     <w:rPr>
       <w:color w:val="0000FF" w:themeColor="hyperlink"/>
       <w:u w:val="single"/>
@@ -21132,7 +21193,7 @@
     <w:uiPriority w:val="99"/>
     <w:semiHidden/>
     <w:unhideWhenUsed/>
-    <w:rsid w:val="001A4966"/>
+    <w:rsid w:val="00825B26"/>
     <w:rPr>
       <w:color w:val="605E5C"/>
       <w:shd w:val="clear" w:color="auto" w:fill="E1DFDD"/>
@@ -21145,7 +21206,7 @@
     <w:autoRedefine/>
     <w:uiPriority w:val="39"/>
     <w:unhideWhenUsed/>
-    <w:rsid w:val="001A4966"/>
+    <w:rsid w:val="00825B26"/>
     <w:pPr>
       <w:ind w:leftChars="100" w:left="210"/>
     </w:pPr>
@@ -21157,7 +21218,7 @@
     <w:autoRedefine/>
     <w:uiPriority w:val="39"/>
     <w:unhideWhenUsed/>
-    <w:rsid w:val="001A4966"/>
+    <w:rsid w:val="00825B26"/>
     <w:pPr>
       <w:ind w:leftChars="200" w:left="420"/>
     </w:pPr>
